--- a/output/word/2026-09-03_雙週會_會議紀錄.docx
+++ b/output/word/2026-09-03_雙週會_會議紀錄.docx
@@ -67,7 +67,7 @@
           <w:b/>
           <w:sz w:val="24"/>
         </w:rPr>
-        <w:t>貳、與會人員：邱錦瑩、柯燕茹、劉彥甫、劉宜依、唐可芹、葛世豪、黃啟龍、歐黛瑩、張淑宜、翁詩茵</w:t>
+        <w:t>貳、與會人員：邱錦瑩、柯燕茹、劉彥甫、劉宜依、唐可芹(請假)、葛世豪、黃啟龍、歐黛瑩、張淑宜、翁詩茵</w:t>
       </w:r>
     </w:p>
     <w:p>
@@ -121,7 +121,7 @@
           <w:b w:val="0"/>
           <w:sz w:val="24"/>
         </w:rPr>
-        <w:t>一、AI工作坊(9/10-11)行前準備：</w:t>
+        <w:t>一、各案進度</w:t>
       </w:r>
     </w:p>
     <w:p>
@@ -148,7 +148,7 @@
           <w:b w:val="0"/>
           <w:sz w:val="24"/>
         </w:rPr>
-        <w:t>1. 參訓設備採租賃取得之子公司，設備尚未配發至主管，且該公司無無線網路環境，現行設備無法升級至SPADE 1.4.0版；主管於自有設備完成之預習檔案如何移轉至當日使用之設備，亦尚未經驗證。已建議該公司於課前將該批設備送至本行指定地點完成升級及檔案存取驗證，目前尚未回覆，請於群組回報辦理情形。(唐可芹)</w:t>
+        <w:t>1. AI Workshop 主管安裝：銀行端主管設備已完成安裝，升級新版尚無異常回報；主管於現行版本已建置之資料，將另提供移轉至新版之操作說明。參訓設備採租賃取得之子公司，設備尚未配發至主管且無無線網路環境，致無法升級新版，主管預習檔案移轉至當日設備之方式亦尚未驗證；已建議該公司於課前將設備送至本行指定地點完成升級及檔案存取驗證，尚未回覆，請於群組回報辦理情形。(柯燕茹/黃啟龍/劉宜依)</w:t>
       </w:r>
     </w:p>
     <w:p>
@@ -175,7 +175,7 @@
           <w:b w:val="0"/>
           <w:sz w:val="24"/>
         </w:rPr>
-        <w:t>2. 銀行端主管設備已完成安裝，升級新版尚無異常回報。主管於現行版本已建置之資料移轉至新版一節，將另提供操作說明。(唐可芹)</w:t>
+        <w:t>2. AI Workshop SPADE連線環境：9/9下午完成場地網路設定，9/10上午完成設備連線確認。請數科處於9/10上午10:00前派員1至2名先行實地測試SPADE操作，以利當場發現問題時即時協處。(劉宜依/柯燕茹)</w:t>
       </w:r>
     </w:p>
     <w:p>
@@ -202,7 +202,7 @@
           <w:b w:val="0"/>
           <w:sz w:val="24"/>
         </w:rPr>
-        <w:t>3. 請提供擬於現場體驗之長官名單，並事先於後台完成API Key設定，以利現場登入。(黃啟龍)</w:t>
+        <w:t>3. AI Workshop API Key：請提供擬於現場體驗之長官名單，並事先於後台完成API Key設定，以利現場登入。(黃啟龍/劉宜依)</w:t>
       </w:r>
     </w:p>
     <w:p>
@@ -256,7 +256,7 @@
           <w:b w:val="0"/>
           <w:sz w:val="24"/>
         </w:rPr>
-        <w:t>1. 個資遮蔽之管控環節：個資遮蔽係於資料上送LLM Gateway時執行，與檔案存放於SharePoint或OneDrive無涉。凡經LLM Gateway對外上送者，均須執行對話軌跡偵測及個資遮蔽，屬既有必要之資安管控。故將SPADE指定資料夾改指向SharePoint一節，無法解決本議題。(唐可芹)</w:t>
+        <w:t>1. 金控資料分級管理框架：個資遮蔽係於資料上送LLM Gateway時執行，與檔案存放於SharePoint或OneDrive無涉；凡經LLM Gateway對外上送者均須執行對話軌跡偵測及個資遮蔽，屬既有必要之資安管控，故將SPADE指定資料夾改指向SharePoint一節，無法解決本議題。M365由微軟後台串接其內部模型並依微軟機制管控，與SPADE經LLM Gateway上送分屬兩條路線，管控做法本即有別，將整理說明資料以利對齊認知。三長已於8月會議同意個資上傳至企業同意之受控雲端並無疑慮，後續回歸資料分級界定可上送及可還原之資料範圍，並評估遮蔽項目適度放寬及去識別後還原之技術可行性；現正統計各單位受遮蔽影響之應用項目，預計下週收回後再議。(唐可芹)</w:t>
       </w:r>
     </w:p>
     <w:p>
@@ -283,7 +283,34 @@
           <w:b w:val="0"/>
           <w:sz w:val="24"/>
         </w:rPr>
-        <w:t>2. M365與SPADE管控路線之差異：M365由微軟後台串接其內部模型，依微軟機制管控；SPADE則經LLM Gateway對外上送，須依規執行遮蔽。二者路線不同，管控做法本即有別，將整理說明資料以利對齊認知。(唐可芹)</w:t>
+        <w:t>2. SPADE生命週期(Product Journey)之AI資安管控作為：委外報備須同時涉及重大性消費金融業務資訊系統或直接串接交易系統、境外、作業委外三者，始須報主管機關，未同時該當者屬內部核備。SPADE本身非重大性消費金融業務資訊系統，惟其使用範圍如處理該類系統之資料，易被認定為間接涉及，須由法務及風管就定義認定。(葛世豪)</w:t>
+      </w:r>
+    </w:p>
+    <w:p>
+      <w:pPr>
+        <w:spacing w:lineRule="auto" w:line="360" w:before="0" w:after="0"/>
+        <w:ind w:left="0"/>
+      </w:pPr>
+      <w:r>
+        <w:rPr>
+          <w:rFonts w:ascii="Times New Roman" w:hAnsi="Times New Roman" w:eastAsia="標楷體"/>
+          <w:b w:val="0"/>
+          <w:sz w:val="24"/>
+        </w:rPr>
+      </w:r>
+    </w:p>
+    <w:p>
+      <w:pPr>
+        <w:spacing w:lineRule="auto" w:line="360" w:before="0" w:after="120"/>
+        <w:ind w:left="1162" w:hanging="680"/>
+      </w:pPr>
+      <w:r>
+        <w:rPr>
+          <w:rFonts w:ascii="Times New Roman" w:hAnsi="Times New Roman" w:eastAsia="標楷體"/>
+          <w:b w:val="0"/>
+          <w:sz w:val="24"/>
+        </w:rPr>
+        <w:t>三、新增議題：</w:t>
       </w:r>
     </w:p>
     <w:p>
@@ -310,61 +337,7 @@
           <w:b w:val="0"/>
           <w:sz w:val="24"/>
         </w:rPr>
-        <w:t>3. 委外報備要件之認定：須同時涉及重大性消費金融業務資訊系統或直接串接交易系統、境外、作業委外三者，始須報主管機關，未同時該當者屬內部核備。SPADE本身非重大性消費金融業務資訊系統，惟其使用範圍如處理該類系統之資料，易被認定為間接涉及，須由法務及風管就定義認定。(唐可芹)</w:t>
-      </w:r>
-    </w:p>
-    <w:p>
-      <w:pPr>
-        <w:spacing w:lineRule="auto" w:line="360" w:before="0" w:after="0"/>
-        <w:ind w:left="0"/>
-      </w:pPr>
-      <w:r>
-        <w:rPr>
-          <w:rFonts w:ascii="Times New Roman" w:hAnsi="Times New Roman" w:eastAsia="標楷體"/>
-          <w:b w:val="0"/>
-          <w:sz w:val="24"/>
-        </w:rPr>
-      </w:r>
-    </w:p>
-    <w:p>
-      <w:pPr>
-        <w:spacing w:lineRule="auto" w:line="360" w:before="0" w:after="120"/>
-        <w:ind w:left="1474" w:hanging="510"/>
-      </w:pPr>
-      <w:r>
-        <w:rPr>
-          <w:rFonts w:ascii="Times New Roman" w:hAnsi="Times New Roman" w:eastAsia="標楷體"/>
-          <w:b w:val="0"/>
-          <w:sz w:val="24"/>
-        </w:rPr>
-        <w:t>4. 資料分級與遮蔽範圍之後續方向：三長已於8月會議同意個資上傳至企業同意之受控雲端並無疑慮，後續回歸資料分級，界定可上送及可還原之資料範圍。另評估遮蔽項目適度放寬，以及去識別後還原之技術可行性；現正統計各單位受遮蔽影響之應用項目，預計下週收回後再議。(唐可芹)</w:t>
-      </w:r>
-    </w:p>
-    <w:p>
-      <w:pPr>
-        <w:spacing w:lineRule="auto" w:line="360" w:before="0" w:after="0"/>
-        <w:ind w:left="0"/>
-      </w:pPr>
-      <w:r>
-        <w:rPr>
-          <w:rFonts w:ascii="Times New Roman" w:hAnsi="Times New Roman" w:eastAsia="標楷體"/>
-          <w:b w:val="0"/>
-          <w:sz w:val="24"/>
-        </w:rPr>
-      </w:r>
-    </w:p>
-    <w:p>
-      <w:pPr>
-        <w:spacing w:lineRule="auto" w:line="360" w:before="0" w:after="120"/>
-        <w:ind w:left="1474" w:hanging="510"/>
-      </w:pPr>
-      <w:r>
-        <w:rPr>
-          <w:rFonts w:ascii="Times New Roman" w:hAnsi="Times New Roman" w:eastAsia="標楷體"/>
-          <w:b w:val="0"/>
-          <w:sz w:val="24"/>
-        </w:rPr>
-        <w:t>5. SPADE正式上線時程：表定12/14上線。建議上線前先建置pre-production環境，自既有900名使用者中取小批試行，確認無虞後再全數納入，於農曆年前完成上線；pre-production仍屬正式環境，合規程序依原規定辦理。本項與資料分級議題將於9/14與Jeffrey副總、張老師對焦。(邱錦瑩)</w:t>
+        <w:t>1. SPADE正式上線時程：表定12/14上線。建議上線前先建置pre-production環境，自既有900名使用者中取小批試行，確認無虞後再全數納入，於農曆年前完成上線；pre-production仍屬正式環境，合規程序依原規定辦理。本項與資料分級議題將於9/14與Jeffrey副總、張老師對焦。</w:t>
       </w:r>
     </w:p>
     <w:sectPr>

--- a/output/word/2026-09-03_雙週會_會議紀錄.docx
+++ b/output/word/2026-09-03_雙週會_會議紀錄.docx
@@ -121,7 +121,7 @@
           <w:b w:val="0"/>
           <w:sz w:val="24"/>
         </w:rPr>
-        <w:t>一、各案進度</w:t>
+        <w:t>一、AI Workshop 工作坊</w:t>
       </w:r>
     </w:p>
     <w:p>
@@ -148,7 +148,48 @@
           <w:b w:val="0"/>
           <w:sz w:val="24"/>
         </w:rPr>
-        <w:t>1. AI Workshop 主管安裝：銀行端主管設備已完成安裝，升級新版尚無異常回報；主管於現行版本已建置之資料，將另提供移轉至新版之操作說明。參訓設備採租賃取得之子公司，設備尚未配發至主管且無無線網路環境，致無法升級新版，主管預習檔案移轉至當日設備之方式亦尚未驗證；已建議該公司於課前將設備送至本行指定地點完成升級及檔案存取驗證，尚未回覆，請於群組回報辦理情形。(柯燕茹/黃啟龍/劉宜依)</w:t>
+        <w:t>(1) 場地與設備前置作業</w:t>
+      </w:r>
+    </w:p>
+    <w:p>
+      <w:pPr>
+        <w:spacing w:lineRule="auto" w:line="360" w:before="0" w:after="0"/>
+        <w:ind w:left="0"/>
+      </w:pPr>
+      <w:r>
+        <w:rPr>
+          <w:rFonts w:ascii="Times New Roman" w:hAnsi="Times New Roman" w:eastAsia="標楷體"/>
+          <w:b w:val="0"/>
+          <w:sz w:val="24"/>
+        </w:rPr>
+      </w:r>
+    </w:p>
+    <w:p>
+      <w:pPr>
+        <w:spacing w:lineRule="auto" w:line="360" w:before="0" w:after="80"/>
+        <w:ind w:left="1757" w:hanging="283"/>
+      </w:pPr>
+      <w:r>
+        <w:rPr>
+          <w:rFonts w:ascii="Times New Roman" w:hAnsi="Times New Roman" w:eastAsia="標楷體"/>
+          <w:b w:val="0"/>
+          <w:sz w:val="24"/>
+        </w:rPr>
+        <w:t>‧資訊處同仁於活動前一天 (9/9) 下午陪同前往飯店設定 WiFi，預計於活動當天 (9/10) 早上 8 點半進場架設網路與備份機。</w:t>
+      </w:r>
+    </w:p>
+    <w:p>
+      <w:pPr>
+        <w:spacing w:lineRule="auto" w:line="360" w:before="0" w:after="80"/>
+        <w:ind w:left="1757" w:hanging="283"/>
+      </w:pPr>
+      <w:r>
+        <w:rPr>
+          <w:rFonts w:ascii="Times New Roman" w:hAnsi="Times New Roman" w:eastAsia="標楷體"/>
+          <w:b w:val="0"/>
+          <w:sz w:val="24"/>
+        </w:rPr>
+        <w:t>‧建議數科處助教於 10 點到場進行實際操作跑一遍，防範現場異常。</w:t>
       </w:r>
     </w:p>
     <w:p>
@@ -175,7 +216,62 @@
           <w:b w:val="0"/>
           <w:sz w:val="24"/>
         </w:rPr>
-        <w:t>2. AI Workshop SPADE連線環境：9/9下午完成場地網路設定，9/10上午完成設備連線確認。請數科處於9/10上午10:00前派員1至2名先行實地測試SPADE操作，以利當場發現問題時即時協處。(劉宜依/柯燕茹)</w:t>
+        <w:t>(2) 證券端設備危機對策 (高風險)</w:t>
+      </w:r>
+    </w:p>
+    <w:p>
+      <w:pPr>
+        <w:spacing w:lineRule="auto" w:line="360" w:before="0" w:after="0"/>
+        <w:ind w:left="0"/>
+      </w:pPr>
+      <w:r>
+        <w:rPr>
+          <w:rFonts w:ascii="Times New Roman" w:hAnsi="Times New Roman" w:eastAsia="標楷體"/>
+          <w:b w:val="0"/>
+          <w:sz w:val="24"/>
+        </w:rPr>
+      </w:r>
+    </w:p>
+    <w:p>
+      <w:pPr>
+        <w:spacing w:lineRule="auto" w:line="360" w:before="0" w:after="80"/>
+        <w:ind w:left="1757" w:hanging="283"/>
+      </w:pPr>
+      <w:r>
+        <w:rPr>
+          <w:rFonts w:ascii="Times New Roman" w:hAnsi="Times New Roman" w:eastAsia="標楷體"/>
+          <w:b w:val="0"/>
+          <w:sz w:val="24"/>
+        </w:rPr>
+        <w:t>‧痛點：證券端主管無配置個人筆電（設備為租賃），在證券內網環境下因 WiFi 限制無法順利升級新版，導致主管目前只能用自己電腦跑預行，資料也無法驗證轉移。</w:t>
+      </w:r>
+    </w:p>
+    <w:p>
+      <w:pPr>
+        <w:spacing w:lineRule="auto" w:line="360" w:before="0" w:after="80"/>
+        <w:ind w:left="1757" w:hanging="283"/>
+      </w:pPr>
+      <w:r>
+        <w:rPr>
+          <w:rFonts w:ascii="Times New Roman" w:hAnsi="Times New Roman" w:eastAsia="標楷體"/>
+          <w:b w:val="0"/>
+          <w:sz w:val="24"/>
+        </w:rPr>
+        <w:t>‧決策：Tracy 已提出建議，請證券 IT 提早在上課前將十幾台電腦送至松山進行新版升級與測試，但證券 IT 尚未正式回覆。活動當天證券將派 2 名 IT 到場看顧連線。</w:t>
+      </w:r>
+    </w:p>
+    <w:p>
+      <w:pPr>
+        <w:spacing w:lineRule="auto" w:line="360" w:before="0" w:after="80"/>
+        <w:ind w:left="1757" w:hanging="283"/>
+      </w:pPr>
+      <w:r>
+        <w:rPr>
+          <w:rFonts w:ascii="Times New Roman" w:hAnsi="Times New Roman" w:eastAsia="標楷體"/>
+          <w:b w:val="0"/>
+          <w:sz w:val="24"/>
+        </w:rPr>
+        <w:t>‧追蹤：Tracy 於次日在群組回報證券最新處理情形。</w:t>
       </w:r>
     </w:p>
     <w:p>
@@ -202,7 +298,102 @@
           <w:b w:val="0"/>
           <w:sz w:val="24"/>
         </w:rPr>
-        <w:t>3. AI Workshop API Key：請提供擬於現場體驗之長官名單，並事先於後台完成API Key設定，以利現場登入。(黃啟龍/劉宜依)</w:t>
+        <w:t>(3) 銀行端設備狀況</w:t>
+      </w:r>
+    </w:p>
+    <w:p>
+      <w:pPr>
+        <w:spacing w:lineRule="auto" w:line="360" w:before="0" w:after="0"/>
+        <w:ind w:left="0"/>
+      </w:pPr>
+      <w:r>
+        <w:rPr>
+          <w:rFonts w:ascii="Times New Roman" w:hAnsi="Times New Roman" w:eastAsia="標楷體"/>
+          <w:b w:val="0"/>
+          <w:sz w:val="24"/>
+        </w:rPr>
+      </w:r>
+    </w:p>
+    <w:p>
+      <w:pPr>
+        <w:spacing w:lineRule="auto" w:line="360" w:before="0" w:after="80"/>
+        <w:ind w:left="1757" w:hanging="283"/>
+      </w:pPr>
+      <w:r>
+        <w:rPr>
+          <w:rFonts w:ascii="Times New Roman" w:hAnsi="Times New Roman" w:eastAsia="標楷體"/>
+          <w:b w:val="0"/>
+          <w:sz w:val="24"/>
+        </w:rPr>
+        <w:t>‧主管設備均已安裝完成，升級新版尚無異常回報，研判前一版安裝無誤者可直接升級。</w:t>
+      </w:r>
+    </w:p>
+    <w:p>
+      <w:pPr>
+        <w:spacing w:lineRule="auto" w:line="360" w:before="0" w:after="80"/>
+        <w:ind w:left="1757" w:hanging="283"/>
+      </w:pPr>
+      <w:r>
+        <w:rPr>
+          <w:rFonts w:ascii="Times New Roman" w:hAnsi="Times New Roman" w:eastAsia="標楷體"/>
+          <w:b w:val="0"/>
+          <w:sz w:val="24"/>
+        </w:rPr>
+        <w:t>‧待辦：主管在現行版本已累積的資料，需提供移轉至新版的操作說明，避免當天無法沿用。</w:t>
+      </w:r>
+    </w:p>
+    <w:p>
+      <w:pPr>
+        <w:spacing w:lineRule="auto" w:line="360" w:before="0" w:after="0"/>
+        <w:ind w:left="0"/>
+      </w:pPr>
+      <w:r>
+        <w:rPr>
+          <w:rFonts w:ascii="Times New Roman" w:hAnsi="Times New Roman" w:eastAsia="標楷體"/>
+          <w:b w:val="0"/>
+          <w:sz w:val="24"/>
+        </w:rPr>
+      </w:r>
+    </w:p>
+    <w:p>
+      <w:pPr>
+        <w:spacing w:lineRule="auto" w:line="360" w:before="0" w:after="120"/>
+        <w:ind w:left="1474" w:hanging="510"/>
+      </w:pPr>
+      <w:r>
+        <w:rPr>
+          <w:rFonts w:ascii="Times New Roman" w:hAnsi="Times New Roman" w:eastAsia="標楷體"/>
+          <w:b w:val="0"/>
+          <w:sz w:val="24"/>
+        </w:rPr>
+        <w:t>(4) 長官現場體驗用機</w:t>
+      </w:r>
+    </w:p>
+    <w:p>
+      <w:pPr>
+        <w:spacing w:lineRule="auto" w:line="360" w:before="0" w:after="0"/>
+        <w:ind w:left="0"/>
+      </w:pPr>
+      <w:r>
+        <w:rPr>
+          <w:rFonts w:ascii="Times New Roman" w:hAnsi="Times New Roman" w:eastAsia="標楷體"/>
+          <w:b w:val="0"/>
+          <w:sz w:val="24"/>
+        </w:rPr>
+      </w:r>
+    </w:p>
+    <w:p>
+      <w:pPr>
+        <w:spacing w:lineRule="auto" w:line="360" w:before="0" w:after="80"/>
+        <w:ind w:left="1757" w:hanging="283"/>
+      </w:pPr>
+      <w:r>
+        <w:rPr>
+          <w:rFonts w:ascii="Times New Roman" w:hAnsi="Times New Roman" w:eastAsia="標楷體"/>
+          <w:b w:val="0"/>
+          <w:sz w:val="24"/>
+        </w:rPr>
+        <w:t>‧決策：由黃啟龍提供擬現場體驗的長官名單，Tracy 請設備單位事先於後台完成 API Key 設定，讓長官打開即可登入，不必現場等候設定。</w:t>
       </w:r>
     </w:p>
     <w:p>
@@ -229,7 +420,7 @@
           <w:b w:val="0"/>
           <w:sz w:val="24"/>
         </w:rPr>
-        <w:t>二、討論事項</w:t>
+        <w:t>二、金控資料分級管理框架</w:t>
       </w:r>
     </w:p>
     <w:p>
@@ -256,7 +447,62 @@
           <w:b w:val="0"/>
           <w:sz w:val="24"/>
         </w:rPr>
-        <w:t>1. 金控資料分級管理框架：個資遮蔽係於資料上送LLM Gateway時執行，與檔案存放於SharePoint或OneDrive無涉；凡經LLM Gateway對外上送者均須執行對話軌跡偵測及個資遮蔽，屬既有必要之資安管控，故將SPADE指定資料夾改指向SharePoint一節，無法解決本議題。M365由微軟後台串接其內部模型並依微軟機制管控，與SPADE經LLM Gateway上送分屬兩條路線，管控做法本即有別，將整理說明資料以利對齊認知。三長已於8月會議同意個資上傳至企業同意之受控雲端並無疑慮，後續回歸資料分級界定可上送及可還原之資料範圍，並評估遮蔽項目適度放寬及去識別後還原之技術可行性；現正統計各單位受遮蔽影響之應用項目，預計下週收回後再議。(唐可芹)</w:t>
+        <w:t>(1) 現況釐清（本次最大認知落差）</w:t>
+      </w:r>
+    </w:p>
+    <w:p>
+      <w:pPr>
+        <w:spacing w:lineRule="auto" w:line="360" w:before="0" w:after="0"/>
+        <w:ind w:left="0"/>
+      </w:pPr>
+      <w:r>
+        <w:rPr>
+          <w:rFonts w:ascii="Times New Roman" w:hAnsi="Times New Roman" w:eastAsia="標楷體"/>
+          <w:b w:val="0"/>
+          <w:sz w:val="24"/>
+        </w:rPr>
+      </w:r>
+    </w:p>
+    <w:p>
+      <w:pPr>
+        <w:spacing w:lineRule="auto" w:line="360" w:before="0" w:after="80"/>
+        <w:ind w:left="1757" w:hanging="283"/>
+      </w:pPr>
+      <w:r>
+        <w:rPr>
+          <w:rFonts w:ascii="Times New Roman" w:hAnsi="Times New Roman" w:eastAsia="標楷體"/>
+          <w:b w:val="0"/>
+          <w:sz w:val="24"/>
+        </w:rPr>
+        <w:t>‧個資遮蔽發生在資料上送 LLM Gateway 的環節，與檔案存放在 SharePoint 或 OneDrive 無關。凡經 LLM Gateway 對外上送者一律遮蔽，屬主管機關要求的必要資安管控。</w:t>
+      </w:r>
+    </w:p>
+    <w:p>
+      <w:pPr>
+        <w:spacing w:lineRule="auto" w:line="360" w:before="0" w:after="80"/>
+        <w:ind w:left="1757" w:hanging="283"/>
+      </w:pPr>
+      <w:r>
+        <w:rPr>
+          <w:rFonts w:ascii="Times New Roman" w:hAnsi="Times New Roman" w:eastAsia="標楷體"/>
+          <w:b w:val="0"/>
+          <w:sz w:val="24"/>
+        </w:rPr>
+        <w:t>‧治理組提出「將 SPADE 指定資料夾改指向 SharePoint」一案，無法解決本議題，故不走這條路。</w:t>
+      </w:r>
+    </w:p>
+    <w:p>
+      <w:pPr>
+        <w:spacing w:lineRule="auto" w:line="360" w:before="0" w:after="80"/>
+        <w:ind w:left="1757" w:hanging="283"/>
+      </w:pPr>
+      <w:r>
+        <w:rPr>
+          <w:rFonts w:ascii="Times New Roman" w:hAnsi="Times New Roman" w:eastAsia="標楷體"/>
+          <w:b w:val="0"/>
+          <w:sz w:val="24"/>
+        </w:rPr>
+        <w:t>‧M365 走微軟後台自有模型、依微軟機制管控；SPADE 走 LLM Gateway，須做對話軌跡偵測與上送遮蔽。兩者是兩條不同路線，管控做法本就不同，將整理說明資料協助長官對齊認知。</w:t>
       </w:r>
     </w:p>
     <w:p>
@@ -283,7 +529,158 @@
           <w:b w:val="0"/>
           <w:sz w:val="24"/>
         </w:rPr>
-        <w:t>2. SPADE生命週期(Product Journey)之AI資安管控作為：委外報備須同時涉及重大性消費金融業務資訊系統或直接串接交易系統、境外、作業委外三者，始須報主管機關，未同時該當者屬內部核備。SPADE本身非重大性消費金融業務資訊系統，惟其使用範圍如處理該類系統之資料，易被認定為間接涉及，須由法務及風管就定義認定。(葛世豪)</w:t>
+        <w:t>(2) 解法方向（並行評估）</w:t>
+      </w:r>
+    </w:p>
+    <w:p>
+      <w:pPr>
+        <w:spacing w:lineRule="auto" w:line="360" w:before="0" w:after="0"/>
+        <w:ind w:left="0"/>
+      </w:pPr>
+      <w:r>
+        <w:rPr>
+          <w:rFonts w:ascii="Times New Roman" w:hAnsi="Times New Roman" w:eastAsia="標楷體"/>
+          <w:b w:val="0"/>
+          <w:sz w:val="24"/>
+        </w:rPr>
+      </w:r>
+    </w:p>
+    <w:p>
+      <w:pPr>
+        <w:spacing w:lineRule="auto" w:line="360" w:before="0" w:after="80"/>
+        <w:ind w:left="1757" w:hanging="283"/>
+      </w:pPr>
+      <w:r>
+        <w:rPr>
+          <w:rFonts w:ascii="Times New Roman" w:hAnsi="Times New Roman" w:eastAsia="標楷體"/>
+          <w:b w:val="0"/>
+          <w:sz w:val="24"/>
+        </w:rPr>
+        <w:t>‧資料分級：三長已於 8 月會議同意個資上傳至企業受控雲端無虞，據此界定哪些資料可上送、哪些可還原。</w:t>
+      </w:r>
+    </w:p>
+    <w:p>
+      <w:pPr>
+        <w:spacing w:lineRule="auto" w:line="360" w:before="0" w:after="80"/>
+        <w:ind w:left="1757" w:hanging="283"/>
+      </w:pPr>
+      <w:r>
+        <w:rPr>
+          <w:rFonts w:ascii="Times New Roman" w:hAnsi="Times New Roman" w:eastAsia="標楷體"/>
+          <w:b w:val="0"/>
+          <w:sz w:val="24"/>
+        </w:rPr>
+        <w:t>‧放寬遮蔽項目：目前誤遮蔽情形明顯（如財報數字被判為電話號碼），正統計各單位受遮蔽影響的應用項目，預計下週收回後檢視放寬空間；放寬須取得法務與風管同意。</w:t>
+      </w:r>
+    </w:p>
+    <w:p>
+      <w:pPr>
+        <w:spacing w:lineRule="auto" w:line="360" w:before="0" w:after="80"/>
+        <w:ind w:left="1757" w:hanging="283"/>
+      </w:pPr>
+      <w:r>
+        <w:rPr>
+          <w:rFonts w:ascii="Times New Roman" w:hAnsi="Times New Roman" w:eastAsia="標楷體"/>
+          <w:b w:val="0"/>
+          <w:sz w:val="24"/>
+        </w:rPr>
+        <w:t>‧去識別後還原：屬技術性議題，交由團隊評估可行性。</w:t>
+      </w:r>
+    </w:p>
+    <w:p>
+      <w:pPr>
+        <w:spacing w:lineRule="auto" w:line="360" w:before="0" w:after="80"/>
+        <w:ind w:left="1757" w:hanging="283"/>
+      </w:pPr>
+      <w:r>
+        <w:rPr>
+          <w:rFonts w:ascii="Times New Roman" w:hAnsi="Times New Roman" w:eastAsia="標楷體"/>
+          <w:b w:val="0"/>
+          <w:sz w:val="24"/>
+        </w:rPr>
+        <w:t>‧提高風險等級改走報備：最穩妥但最慢，可能耗時數月至半年。</w:t>
+      </w:r>
+    </w:p>
+    <w:p>
+      <w:pPr>
+        <w:spacing w:lineRule="auto" w:line="360" w:before="0" w:after="0"/>
+        <w:ind w:left="0"/>
+      </w:pPr>
+      <w:r>
+        <w:rPr>
+          <w:rFonts w:ascii="Times New Roman" w:hAnsi="Times New Roman" w:eastAsia="標楷體"/>
+          <w:b w:val="0"/>
+          <w:sz w:val="24"/>
+        </w:rPr>
+      </w:r>
+    </w:p>
+    <w:p>
+      <w:pPr>
+        <w:spacing w:lineRule="auto" w:line="360" w:before="0" w:after="120"/>
+        <w:ind w:left="1474" w:hanging="510"/>
+      </w:pPr>
+      <w:r>
+        <w:rPr>
+          <w:rFonts w:ascii="Times New Roman" w:hAnsi="Times New Roman" w:eastAsia="標楷體"/>
+          <w:b w:val="0"/>
+          <w:sz w:val="24"/>
+        </w:rPr>
+        <w:t>(3) 委外報備要件（葛世豪說明）</w:t>
+      </w:r>
+    </w:p>
+    <w:p>
+      <w:pPr>
+        <w:spacing w:lineRule="auto" w:line="360" w:before="0" w:after="0"/>
+        <w:ind w:left="0"/>
+      </w:pPr>
+      <w:r>
+        <w:rPr>
+          <w:rFonts w:ascii="Times New Roman" w:hAnsi="Times New Roman" w:eastAsia="標楷體"/>
+          <w:b w:val="0"/>
+          <w:sz w:val="24"/>
+        </w:rPr>
+      </w:r>
+    </w:p>
+    <w:p>
+      <w:pPr>
+        <w:spacing w:lineRule="auto" w:line="360" w:before="0" w:after="80"/>
+        <w:ind w:left="1757" w:hanging="283"/>
+      </w:pPr>
+      <w:r>
+        <w:rPr>
+          <w:rFonts w:ascii="Times New Roman" w:hAnsi="Times New Roman" w:eastAsia="標楷體"/>
+          <w:b w:val="0"/>
+          <w:sz w:val="24"/>
+        </w:rPr>
+        <w:t>‧須同時該當「重大性消費金融業務資訊系統或直接串接交易系統」、「境外」、「作業委外」三者，才須報主管機關；未同時該當者屬內部核備。</w:t>
+      </w:r>
+    </w:p>
+    <w:p>
+      <w:pPr>
+        <w:spacing w:lineRule="auto" w:line="360" w:before="0" w:after="80"/>
+        <w:ind w:left="1757" w:hanging="283"/>
+      </w:pPr>
+      <w:r>
+        <w:rPr>
+          <w:rFonts w:ascii="Times New Roman" w:hAnsi="Times New Roman" w:eastAsia="標楷體"/>
+          <w:b w:val="0"/>
+          <w:sz w:val="24"/>
+        </w:rPr>
+        <w:t>‧SPADE 本身不是重大性消費金融業務資訊系統，但使用範圍若處理該類系統的資料，容易被認定為間接涉及，須由法務與風管認定。</w:t>
+      </w:r>
+    </w:p>
+    <w:p>
+      <w:pPr>
+        <w:spacing w:lineRule="auto" w:line="360" w:before="0" w:after="80"/>
+        <w:ind w:left="1757" w:hanging="283"/>
+      </w:pPr>
+      <w:r>
+        <w:rPr>
+          <w:rFonts w:ascii="Times New Roman" w:hAnsi="Times New Roman" w:eastAsia="標楷體"/>
+          <w:b w:val="0"/>
+          <w:sz w:val="24"/>
+        </w:rPr>
+        <w:t>‧M365 過去以「辦公室自動化」定位獲主管機關接受，SPADE 難以援用同一論點。</w:t>
       </w:r>
     </w:p>
     <w:p>
@@ -310,7 +707,7 @@
           <w:b w:val="0"/>
           <w:sz w:val="24"/>
         </w:rPr>
-        <w:t>三、新增議題：</w:t>
+        <w:t>三、SPADE 正式上線時程</w:t>
       </w:r>
     </w:p>
     <w:p>
@@ -328,8 +725,8 @@
     </w:p>
     <w:p>
       <w:pPr>
-        <w:spacing w:lineRule="auto" w:line="360" w:before="0" w:after="120"/>
-        <w:ind w:left="1474" w:hanging="510"/>
+        <w:spacing w:lineRule="auto" w:line="360" w:before="0" w:after="80"/>
+        <w:ind w:left="1757" w:hanging="283"/>
       </w:pPr>
       <w:r>
         <w:rPr>
@@ -337,7 +734,49 @@
           <w:b w:val="0"/>
           <w:sz w:val="24"/>
         </w:rPr>
-        <w:t>1. SPADE正式上線時程：表定12/14上線。建議上線前先建置pre-production環境，自既有900名使用者中取小批試行，確認無虞後再全數納入，於農曆年前完成上線；pre-production仍屬正式環境，合規程序依原規定辦理。本項與資料分級議題將於9/14與Jeffrey副總、張老師對焦。</w:t>
+        <w:t>‧表定 12/14 上線，處長不反對此日期，但建議上線前先建置 pre-production 環境。</w:t>
+      </w:r>
+    </w:p>
+    <w:p>
+      <w:pPr>
+        <w:spacing w:lineRule="auto" w:line="360" w:before="0" w:after="80"/>
+        <w:ind w:left="1757" w:hanging="283"/>
+      </w:pPr>
+      <w:r>
+        <w:rPr>
+          <w:rFonts w:ascii="Times New Roman" w:hAnsi="Times New Roman" w:eastAsia="標楷體"/>
+          <w:b w:val="0"/>
+          <w:sz w:val="24"/>
+        </w:rPr>
+        <w:t>‧做法：自既有 900 名使用者中先取一小批試行，確認無虞後再全數納入，農曆年前完成正式上線。</w:t>
+      </w:r>
+    </w:p>
+    <w:p>
+      <w:pPr>
+        <w:spacing w:lineRule="auto" w:line="360" w:before="0" w:after="80"/>
+        <w:ind w:left="1757" w:hanging="283"/>
+      </w:pPr>
+      <w:r>
+        <w:rPr>
+          <w:rFonts w:ascii="Times New Roman" w:hAnsi="Times New Roman" w:eastAsia="標楷體"/>
+          <w:b w:val="0"/>
+          <w:sz w:val="24"/>
+        </w:rPr>
+        <w:t>‧pre-production 仍屬正式環境，合規程序依原規定辦理。</w:t>
+      </w:r>
+    </w:p>
+    <w:p>
+      <w:pPr>
+        <w:spacing w:lineRule="auto" w:line="360" w:before="0" w:after="80"/>
+        <w:ind w:left="1757" w:hanging="283"/>
+      </w:pPr>
+      <w:r>
+        <w:rPr>
+          <w:rFonts w:ascii="Times New Roman" w:hAnsi="Times New Roman" w:eastAsia="標楷體"/>
+          <w:b w:val="0"/>
+          <w:sz w:val="24"/>
+        </w:rPr>
+        <w:t>‧本項與資料分級議題將於 9/14 與 Jeffrey 副總、張老師對焦，下週一先向張老師說明。</w:t>
       </w:r>
     </w:p>
     <w:sectPr>

--- a/output/word/2026-09-03_雙週會_會議紀錄.docx
+++ b/output/word/2026-09-03_雙週會_會議紀錄.docx
@@ -148,48 +148,7 @@
           <w:b w:val="0"/>
           <w:sz w:val="24"/>
         </w:rPr>
-        <w:t>(1) 場地與設備前置作業</w:t>
-      </w:r>
-    </w:p>
-    <w:p>
-      <w:pPr>
-        <w:spacing w:lineRule="auto" w:line="360" w:before="0" w:after="0"/>
-        <w:ind w:left="0"/>
-      </w:pPr>
-      <w:r>
-        <w:rPr>
-          <w:rFonts w:ascii="Times New Roman" w:hAnsi="Times New Roman" w:eastAsia="標楷體"/>
-          <w:b w:val="0"/>
-          <w:sz w:val="24"/>
-        </w:rPr>
-      </w:r>
-    </w:p>
-    <w:p>
-      <w:pPr>
-        <w:spacing w:lineRule="auto" w:line="360" w:before="0" w:after="80"/>
-        <w:ind w:left="1757" w:hanging="283"/>
-      </w:pPr>
-      <w:r>
-        <w:rPr>
-          <w:rFonts w:ascii="Times New Roman" w:hAnsi="Times New Roman" w:eastAsia="標楷體"/>
-          <w:b w:val="0"/>
-          <w:sz w:val="24"/>
-        </w:rPr>
-        <w:t>‧資訊處同仁於活動前一天 (9/9) 下午陪同前往飯店設定 WiFi，預計於活動當天 (9/10) 早上 8 點半進場架設網路與備份機。</w:t>
-      </w:r>
-    </w:p>
-    <w:p>
-      <w:pPr>
-        <w:spacing w:lineRule="auto" w:line="360" w:before="0" w:after="80"/>
-        <w:ind w:left="1757" w:hanging="283"/>
-      </w:pPr>
-      <w:r>
-        <w:rPr>
-          <w:rFonts w:ascii="Times New Roman" w:hAnsi="Times New Roman" w:eastAsia="標楷體"/>
-          <w:b w:val="0"/>
-          <w:sz w:val="24"/>
-        </w:rPr>
-        <w:t>‧建議數科處助教於 10 點到場進行實際操作跑一遍，防範現場異常。</w:t>
+        <w:t>(1) 資訊處同仁於活動前一天下午陪同前往飯店設定 WiFi，預計於活動當天早上 8 點半進場架設網路與備份機，並建議數科處助教於 10 點到場進行實際操作跑一遍，防範現場異常。</w:t>
       </w:r>
     </w:p>
     <w:p>
@@ -262,8 +221,8 @@
     </w:p>
     <w:p>
       <w:pPr>
-        <w:spacing w:lineRule="auto" w:line="360" w:before="0" w:after="80"/>
-        <w:ind w:left="1757" w:hanging="283"/>
+        <w:spacing w:lineRule="auto" w:line="360" w:before="0" w:after="0"/>
+        <w:ind w:left="0"/>
       </w:pPr>
       <w:r>
         <w:rPr>
@@ -271,7 +230,20 @@
           <w:b w:val="0"/>
           <w:sz w:val="24"/>
         </w:rPr>
-        <w:t>‧追蹤：Tracy 於次日在群組回報證券最新處理情形。</w:t>
+      </w:r>
+    </w:p>
+    <w:p>
+      <w:pPr>
+        <w:spacing w:lineRule="auto" w:line="360" w:before="0" w:after="120"/>
+        <w:ind w:left="1474" w:hanging="510"/>
+      </w:pPr>
+      <w:r>
+        <w:rPr>
+          <w:rFonts w:ascii="Times New Roman" w:hAnsi="Times New Roman" w:eastAsia="標楷體"/>
+          <w:b w:val="0"/>
+          <w:sz w:val="24"/>
+        </w:rPr>
+        <w:t>(3) 銀行端主管設備均已安裝完成，升級新版尚無異常回報。惟主管在現行版本已累積的資料，須提供移轉至新版的操作說明，以免當天無法沿用。</w:t>
       </w:r>
     </w:p>
     <w:p>
@@ -298,102 +270,7 @@
           <w:b w:val="0"/>
           <w:sz w:val="24"/>
         </w:rPr>
-        <w:t>(3) 銀行端設備狀況</w:t>
-      </w:r>
-    </w:p>
-    <w:p>
-      <w:pPr>
-        <w:spacing w:lineRule="auto" w:line="360" w:before="0" w:after="0"/>
-        <w:ind w:left="0"/>
-      </w:pPr>
-      <w:r>
-        <w:rPr>
-          <w:rFonts w:ascii="Times New Roman" w:hAnsi="Times New Roman" w:eastAsia="標楷體"/>
-          <w:b w:val="0"/>
-          <w:sz w:val="24"/>
-        </w:rPr>
-      </w:r>
-    </w:p>
-    <w:p>
-      <w:pPr>
-        <w:spacing w:lineRule="auto" w:line="360" w:before="0" w:after="80"/>
-        <w:ind w:left="1757" w:hanging="283"/>
-      </w:pPr>
-      <w:r>
-        <w:rPr>
-          <w:rFonts w:ascii="Times New Roman" w:hAnsi="Times New Roman" w:eastAsia="標楷體"/>
-          <w:b w:val="0"/>
-          <w:sz w:val="24"/>
-        </w:rPr>
-        <w:t>‧主管設備均已安裝完成，升級新版尚無異常回報，研判前一版安裝無誤者可直接升級。</w:t>
-      </w:r>
-    </w:p>
-    <w:p>
-      <w:pPr>
-        <w:spacing w:lineRule="auto" w:line="360" w:before="0" w:after="80"/>
-        <w:ind w:left="1757" w:hanging="283"/>
-      </w:pPr>
-      <w:r>
-        <w:rPr>
-          <w:rFonts w:ascii="Times New Roman" w:hAnsi="Times New Roman" w:eastAsia="標楷體"/>
-          <w:b w:val="0"/>
-          <w:sz w:val="24"/>
-        </w:rPr>
-        <w:t>‧待辦：主管在現行版本已累積的資料，需提供移轉至新版的操作說明，避免當天無法沿用。</w:t>
-      </w:r>
-    </w:p>
-    <w:p>
-      <w:pPr>
-        <w:spacing w:lineRule="auto" w:line="360" w:before="0" w:after="0"/>
-        <w:ind w:left="0"/>
-      </w:pPr>
-      <w:r>
-        <w:rPr>
-          <w:rFonts w:ascii="Times New Roman" w:hAnsi="Times New Roman" w:eastAsia="標楷體"/>
-          <w:b w:val="0"/>
-          <w:sz w:val="24"/>
-        </w:rPr>
-      </w:r>
-    </w:p>
-    <w:p>
-      <w:pPr>
-        <w:spacing w:lineRule="auto" w:line="360" w:before="0" w:after="120"/>
-        <w:ind w:left="1474" w:hanging="510"/>
-      </w:pPr>
-      <w:r>
-        <w:rPr>
-          <w:rFonts w:ascii="Times New Roman" w:hAnsi="Times New Roman" w:eastAsia="標楷體"/>
-          <w:b w:val="0"/>
-          <w:sz w:val="24"/>
-        </w:rPr>
-        <w:t>(4) 長官現場體驗用機</w:t>
-      </w:r>
-    </w:p>
-    <w:p>
-      <w:pPr>
-        <w:spacing w:lineRule="auto" w:line="360" w:before="0" w:after="0"/>
-        <w:ind w:left="0"/>
-      </w:pPr>
-      <w:r>
-        <w:rPr>
-          <w:rFonts w:ascii="Times New Roman" w:hAnsi="Times New Roman" w:eastAsia="標楷體"/>
-          <w:b w:val="0"/>
-          <w:sz w:val="24"/>
-        </w:rPr>
-      </w:r>
-    </w:p>
-    <w:p>
-      <w:pPr>
-        <w:spacing w:lineRule="auto" w:line="360" w:before="0" w:after="80"/>
-        <w:ind w:left="1757" w:hanging="283"/>
-      </w:pPr>
-      <w:r>
-        <w:rPr>
-          <w:rFonts w:ascii="Times New Roman" w:hAnsi="Times New Roman" w:eastAsia="標楷體"/>
-          <w:b w:val="0"/>
-          <w:sz w:val="24"/>
-        </w:rPr>
-        <w:t>‧決策：由黃啟龍提供擬現場體驗的長官名單，Tracy 請設備單位事先於後台完成 API Key 設定，讓長官打開即可登入，不必現場等候設定。</w:t>
+        <w:t>(4) 長官現場體驗用機由黃啟龍提供名單，Tracy 請設備單位事先於後台完成 API Key 設定，讓長官打開即可登入，不必現場等候。</w:t>
       </w:r>
     </w:p>
     <w:p>
@@ -447,7 +324,7 @@
           <w:b w:val="0"/>
           <w:sz w:val="24"/>
         </w:rPr>
-        <w:t>(1) 現況釐清（本次最大認知落差）</w:t>
+        <w:t>(1) 個資遮蔽的實際發生環節</w:t>
       </w:r>
     </w:p>
     <w:p>
@@ -474,7 +351,7 @@
           <w:b w:val="0"/>
           <w:sz w:val="24"/>
         </w:rPr>
-        <w:t>‧個資遮蔽發生在資料上送 LLM Gateway 的環節，與檔案存放在 SharePoint 或 OneDrive 無關。凡經 LLM Gateway 對外上送者一律遮蔽，屬主管機關要求的必要資安管控。</w:t>
+        <w:t>‧遮蔽發生在資料上送 LLM Gateway 時，與檔案存放在 SharePoint 或 OneDrive 無關。凡經 LLM Gateway 對外上送者一律遮蔽，屬主管機關要求的必要資安管控。</w:t>
       </w:r>
     </w:p>
     <w:p>
@@ -488,7 +365,7 @@
           <w:b w:val="0"/>
           <w:sz w:val="24"/>
         </w:rPr>
-        <w:t>‧治理組提出「將 SPADE 指定資料夾改指向 SharePoint」一案，無法解決本議題，故不走這條路。</w:t>
+        <w:t>‧治理組提出「將 SPADE 指定資料夾改指向 SharePoint」一案，因此無法解決本議題，不走這條路。</w:t>
       </w:r>
     </w:p>
     <w:p>
@@ -529,7 +406,7 @@
           <w:b w:val="0"/>
           <w:sz w:val="24"/>
         </w:rPr>
-        <w:t>(2) 解法方向（並行評估）</w:t>
+        <w:t>(2) 評估中的解法</w:t>
       </w:r>
     </w:p>
     <w:p>
@@ -725,8 +602,8 @@
     </w:p>
     <w:p>
       <w:pPr>
-        <w:spacing w:lineRule="auto" w:line="360" w:before="0" w:after="80"/>
-        <w:ind w:left="1757" w:hanging="283"/>
+        <w:spacing w:lineRule="auto" w:line="360" w:before="0" w:after="120"/>
+        <w:ind w:left="0"/>
       </w:pPr>
       <w:r>
         <w:rPr>
@@ -734,49 +611,7 @@
           <w:b w:val="0"/>
           <w:sz w:val="24"/>
         </w:rPr>
-        <w:t>‧表定 12/14 上線，處長不反對此日期，但建議上線前先建置 pre-production 環境。</w:t>
-      </w:r>
-    </w:p>
-    <w:p>
-      <w:pPr>
-        <w:spacing w:lineRule="auto" w:line="360" w:before="0" w:after="80"/>
-        <w:ind w:left="1757" w:hanging="283"/>
-      </w:pPr>
-      <w:r>
-        <w:rPr>
-          <w:rFonts w:ascii="Times New Roman" w:hAnsi="Times New Roman" w:eastAsia="標楷體"/>
-          <w:b w:val="0"/>
-          <w:sz w:val="24"/>
-        </w:rPr>
-        <w:t>‧做法：自既有 900 名使用者中先取一小批試行，確認無虞後再全數納入，農曆年前完成正式上線。</w:t>
-      </w:r>
-    </w:p>
-    <w:p>
-      <w:pPr>
-        <w:spacing w:lineRule="auto" w:line="360" w:before="0" w:after="80"/>
-        <w:ind w:left="1757" w:hanging="283"/>
-      </w:pPr>
-      <w:r>
-        <w:rPr>
-          <w:rFonts w:ascii="Times New Roman" w:hAnsi="Times New Roman" w:eastAsia="標楷體"/>
-          <w:b w:val="0"/>
-          <w:sz w:val="24"/>
-        </w:rPr>
-        <w:t>‧pre-production 仍屬正式環境，合規程序依原規定辦理。</w:t>
-      </w:r>
-    </w:p>
-    <w:p>
-      <w:pPr>
-        <w:spacing w:lineRule="auto" w:line="360" w:before="0" w:after="80"/>
-        <w:ind w:left="1757" w:hanging="283"/>
-      </w:pPr>
-      <w:r>
-        <w:rPr>
-          <w:rFonts w:ascii="Times New Roman" w:hAnsi="Times New Roman" w:eastAsia="標楷體"/>
-          <w:b w:val="0"/>
-          <w:sz w:val="24"/>
-        </w:rPr>
-        <w:t>‧本項與資料分級議題將於 9/14 與 Jeffrey 副總、張老師對焦，下週一先向張老師說明。</w:t>
+        <w:t>表定 12/14 上線，處長不反對此日期，但建議上線前先建置 pre-production 環境：自既有 900 名使用者中先取一小批試行，確認無虞後再全數納入，農曆年前完成正式上線。pre-production 仍屬正式環境，合規程序依原規定辦理。本項與資料分級議題將於 9/14 與 Jeffrey 副總、張老師對焦，下週一先向張老師說明。</w:t>
       </w:r>
     </w:p>
     <w:sectPr>

--- a/output/word/2026-09-03_雙週會_會議紀錄.docx
+++ b/output/word/2026-09-03_雙週會_會議紀錄.docx
@@ -243,34 +243,7 @@
           <w:b w:val="0"/>
           <w:sz w:val="24"/>
         </w:rPr>
-        <w:t>(3) 銀行端主管設備均已安裝完成，升級新版尚無異常回報。惟主管在現行版本已累積的資料，須提供移轉至新版的操作說明，以免當天無法沿用。</w:t>
-      </w:r>
-    </w:p>
-    <w:p>
-      <w:pPr>
-        <w:spacing w:lineRule="auto" w:line="360" w:before="0" w:after="0"/>
-        <w:ind w:left="0"/>
-      </w:pPr>
-      <w:r>
-        <w:rPr>
-          <w:rFonts w:ascii="Times New Roman" w:hAnsi="Times New Roman" w:eastAsia="標楷體"/>
-          <w:b w:val="0"/>
-          <w:sz w:val="24"/>
-        </w:rPr>
-      </w:r>
-    </w:p>
-    <w:p>
-      <w:pPr>
-        <w:spacing w:lineRule="auto" w:line="360" w:before="0" w:after="120"/>
-        <w:ind w:left="1474" w:hanging="510"/>
-      </w:pPr>
-      <w:r>
-        <w:rPr>
-          <w:rFonts w:ascii="Times New Roman" w:hAnsi="Times New Roman" w:eastAsia="標楷體"/>
-          <w:b w:val="0"/>
-          <w:sz w:val="24"/>
-        </w:rPr>
-        <w:t>(4) 長官現場體驗用機由黃啟龍提供名單，Tracy 請設備單位事先於後台完成 API Key 設定，讓長官打開即可登入，不必現場等候。</w:t>
+        <w:t>(3) 銀行端主管設備均已安裝完成，升級新版尚無異常回報，惟主管在現行版本已累積的資料須提供移轉至新版的操作說明，以免當天無法沿用；長官現場體驗用機由黃啟龍提供名單，Tracy 請設備單位事先於後台完成 API Key 設定，讓長官打開即可登入，不必現場等候。</w:t>
       </w:r>
     </w:p>
     <w:p>
